--- a/public/bases-word/PAC/CUMPLIMIENTO_FINANCIERO/LIDER/4. OF. AC_01.docx
+++ b/public/bases-word/PAC/CUMPLIMIENTO_FINANCIERO/LIDER/4. OF. AC_01.docx
@@ -1,6 +1,6 @@
 
 <file path=word/document.xml><?xml version="1.0" encoding="utf-8"?>
-<w:document xmlns:wpc="http://schemas.microsoft.com/office/word/2010/wordprocessingCanvas" xmlns:cx="http://schemas.microsoft.com/office/drawing/2014/chartex" xmlns:cx1="http://schemas.microsoft.com/office/drawing/2015/9/8/chartex" xmlns:cx2="http://schemas.microsoft.com/office/drawing/2015/10/21/chartex" xmlns:cx3="http://schemas.microsoft.com/office/drawing/2016/5/9/chartex" xmlns:cx4="http://schemas.microsoft.com/office/drawing/2016/5/10/chartex" xmlns:cx5="http://schemas.microsoft.com/office/drawing/2016/5/11/chartex" xmlns:cx6="http://schemas.microsoft.com/office/drawing/2016/5/12/chartex" xmlns:cx7="http://schemas.microsoft.com/office/drawing/2016/5/13/chartex" xmlns:cx8="http://schemas.microsoft.com/office/drawing/2016/5/14/chartex" xmlns:mc="http://schemas.openxmlformats.org/markup-compatibility/2006" xmlns:aink="http://schemas.microsoft.com/office/drawing/2016/ink" xmlns:am3d="http://schemas.microsoft.com/office/drawing/2017/model3d" xmlns:o="urn:schemas-microsoft-com:office:office" xmlns:r="http://schemas.openxmlformats.org/officeDocument/2006/relationships" xmlns:m="http://schemas.openxmlformats.org/officeDocument/2006/math" xmlns:v="urn:schemas-microsoft-com:vml" xmlns:wp14="http://schemas.microsoft.com/office/word/2010/wordprocessingDrawing" xmlns:wp="http://schemas.openxmlformats.org/drawingml/2006/wordprocessingDrawing" xmlns:w10="urn:schemas-microsoft-com:office:word" xmlns:w="http://schemas.openxmlformats.org/wordprocessingml/2006/main" xmlns:w14="http://schemas.microsoft.com/office/word/2010/wordml" xmlns:w15="http://schemas.microsoft.com/office/word/2012/wordml" xmlns:w16cid="http://schemas.microsoft.com/office/word/2016/wordml/cid" xmlns:w16se="http://schemas.microsoft.com/office/word/2015/wordml/symex" xmlns:wpg="http://schemas.microsoft.com/office/word/2010/wordprocessingGroup" xmlns:wpi="http://schemas.microsoft.com/office/word/2010/wordprocessingInk" xmlns:wne="http://schemas.microsoft.com/office/word/2006/wordml" xmlns:wps="http://schemas.microsoft.com/office/word/2010/wordprocessingShape" mc:Ignorable="w14 w15 w16se w16cid wp14">
+<w:document xmlns:wpc="http://schemas.microsoft.com/office/word/2010/wordprocessingCanvas" xmlns:cx="http://schemas.microsoft.com/office/drawing/2014/chartex" xmlns:cx1="http://schemas.microsoft.com/office/drawing/2015/9/8/chartex" xmlns:cx2="http://schemas.microsoft.com/office/drawing/2015/10/21/chartex" xmlns:cx3="http://schemas.microsoft.com/office/drawing/2016/5/9/chartex" xmlns:cx4="http://schemas.microsoft.com/office/drawing/2016/5/10/chartex" xmlns:cx5="http://schemas.microsoft.com/office/drawing/2016/5/11/chartex" xmlns:cx6="http://schemas.microsoft.com/office/drawing/2016/5/12/chartex" xmlns:cx7="http://schemas.microsoft.com/office/drawing/2016/5/13/chartex" xmlns:cx8="http://schemas.microsoft.com/office/drawing/2016/5/14/chartex" xmlns:mc="http://schemas.openxmlformats.org/markup-compatibility/2006" xmlns:aink="http://schemas.microsoft.com/office/drawing/2016/ink" xmlns:am3d="http://schemas.microsoft.com/office/drawing/2017/model3d" xmlns:o="urn:schemas-microsoft-com:office:office" xmlns:oel="http://schemas.microsoft.com/office/2019/extlst" xmlns:r="http://schemas.openxmlformats.org/officeDocument/2006/relationships" xmlns:m="http://schemas.openxmlformats.org/officeDocument/2006/math" xmlns:v="urn:schemas-microsoft-com:vml" xmlns:wp14="http://schemas.microsoft.com/office/word/2010/wordprocessingDrawing" xmlns:wp="http://schemas.openxmlformats.org/drawingml/2006/wordprocessingDrawing" xmlns:w10="urn:schemas-microsoft-com:office:word" xmlns:w="http://schemas.openxmlformats.org/wordprocessingml/2006/main" xmlns:w14="http://schemas.microsoft.com/office/word/2010/wordml" xmlns:w15="http://schemas.microsoft.com/office/word/2012/wordml" xmlns:w16cex="http://schemas.microsoft.com/office/word/2018/wordml/cex" xmlns:w16cid="http://schemas.microsoft.com/office/word/2016/wordml/cid" xmlns:w16="http://schemas.microsoft.com/office/word/2018/wordml" xmlns:w16du="http://schemas.microsoft.com/office/word/2023/wordml/word16du" xmlns:w16sdtdh="http://schemas.microsoft.com/office/word/2020/wordml/sdtdatahash" xmlns:w16sdtfl="http://schemas.microsoft.com/office/word/2024/wordml/sdtformatlock" xmlns:w16se="http://schemas.microsoft.com/office/word/2015/wordml/symex" xmlns:wpg="http://schemas.microsoft.com/office/word/2010/wordprocessingGroup" xmlns:wpi="http://schemas.microsoft.com/office/word/2010/wordprocessingInk" xmlns:wne="http://schemas.microsoft.com/office/word/2006/wordml" xmlns:wps="http://schemas.microsoft.com/office/word/2010/wordprocessingShape" mc:Ignorable="w14 w15 w16se w16cid w16 w16cex w16sdtdh w16sdtfl w16du wp14">
   <w:body>
     <w:p>
       <w:pPr>
@@ -365,7 +365,6 @@
           <w:tag w:val="goog_rdk_4"/>
           <w:id w:val="-1860805400"/>
         </w:sdtPr>
-        <w:sdtEndPr/>
         <w:sdtContent>
           <w:commentRangeStart w:id="5"/>
         </w:sdtContent>
@@ -403,7 +402,6 @@
           <w:tag w:val="goog_rdk_5"/>
           <w:id w:val="2130038450"/>
         </w:sdtPr>
-        <w:sdtEndPr/>
         <w:sdtContent>
           <w:commentRangeStart w:id="6"/>
         </w:sdtContent>
@@ -513,8 +511,6 @@
           <w:szCs w:val="20"/>
         </w:rPr>
       </w:pPr>
-      <w:bookmarkStart w:id="8" w:name="_GoBack"/>
-      <w:bookmarkEnd w:id="8"/>
     </w:p>
     <w:p>
       <w:pPr>
@@ -579,7 +575,7 @@
           <w:sz w:val="20"/>
           <w:szCs w:val="20"/>
         </w:rPr>
-        <w:t>Luis Ignacio Sierra Villa</w:t>
+        <w:t>${nT}</w:t>
       </w:r>
     </w:p>
     <w:p>
@@ -813,7 +809,7 @@
         </w:rPr>
         <w:t>LISV</w:t>
       </w:r>
-      <w:commentRangeStart w:id="9"/>
+      <w:commentRangeStart w:id="8"/>
       <w:r>
         <w:rPr>
           <w:rFonts w:ascii="Arial" w:eastAsia="Arial" w:hAnsi="Arial" w:cs="Arial"/>
@@ -822,12 +818,12 @@
         </w:rPr>
         <w:t>/XXX/XXXX/XXX/XXXX*</w:t>
       </w:r>
-      <w:commentRangeEnd w:id="9"/>
+      <w:commentRangeEnd w:id="8"/>
       <w:r>
         <w:rPr>
           <w:rStyle w:val="Refdecomentario"/>
         </w:rPr>
-        <w:commentReference w:id="9"/>
+        <w:commentReference w:id="8"/>
       </w:r>
       <w:bookmarkEnd w:id="0"/>
     </w:p>
@@ -844,7 +840,7 @@
 </file>
 
 <file path=word/comments.xml><?xml version="1.0" encoding="utf-8"?>
-<w:comments xmlns:wpc="http://schemas.microsoft.com/office/word/2010/wordprocessingCanvas" xmlns:cx="http://schemas.microsoft.com/office/drawing/2014/chartex" xmlns:cx1="http://schemas.microsoft.com/office/drawing/2015/9/8/chartex" xmlns:cx2="http://schemas.microsoft.com/office/drawing/2015/10/21/chartex" xmlns:cx3="http://schemas.microsoft.com/office/drawing/2016/5/9/chartex" xmlns:cx4="http://schemas.microsoft.com/office/drawing/2016/5/10/chartex" xmlns:cx5="http://schemas.microsoft.com/office/drawing/2016/5/11/chartex" xmlns:cx6="http://schemas.microsoft.com/office/drawing/2016/5/12/chartex" xmlns:cx7="http://schemas.microsoft.com/office/drawing/2016/5/13/chartex" xmlns:cx8="http://schemas.microsoft.com/office/drawing/2016/5/14/chartex" xmlns:mc="http://schemas.openxmlformats.org/markup-compatibility/2006" xmlns:aink="http://schemas.microsoft.com/office/drawing/2016/ink" xmlns:am3d="http://schemas.microsoft.com/office/drawing/2017/model3d" xmlns:o="urn:schemas-microsoft-com:office:office" xmlns:r="http://schemas.openxmlformats.org/officeDocument/2006/relationships" xmlns:m="http://schemas.openxmlformats.org/officeDocument/2006/math" xmlns:v="urn:schemas-microsoft-com:vml" xmlns:wp14="http://schemas.microsoft.com/office/word/2010/wordprocessingDrawing" xmlns:wp="http://schemas.openxmlformats.org/drawingml/2006/wordprocessingDrawing" xmlns:w10="urn:schemas-microsoft-com:office:word" xmlns:w="http://schemas.openxmlformats.org/wordprocessingml/2006/main" xmlns:w14="http://schemas.microsoft.com/office/word/2010/wordml" xmlns:w15="http://schemas.microsoft.com/office/word/2012/wordml" xmlns:w16cid="http://schemas.microsoft.com/office/word/2016/wordml/cid" xmlns:w16se="http://schemas.microsoft.com/office/word/2015/wordml/symex" xmlns:wpg="http://schemas.microsoft.com/office/word/2010/wordprocessingGroup" xmlns:wpi="http://schemas.microsoft.com/office/word/2010/wordprocessingInk" xmlns:wne="http://schemas.microsoft.com/office/word/2006/wordml" xmlns:wps="http://schemas.microsoft.com/office/word/2010/wordprocessingShape" mc:Ignorable="w14 w15 w16se w16cid wp14">
+<w:comments xmlns:wpc="http://schemas.microsoft.com/office/word/2010/wordprocessingCanvas" xmlns:cx="http://schemas.microsoft.com/office/drawing/2014/chartex" xmlns:cx1="http://schemas.microsoft.com/office/drawing/2015/9/8/chartex" xmlns:cx2="http://schemas.microsoft.com/office/drawing/2015/10/21/chartex" xmlns:cx3="http://schemas.microsoft.com/office/drawing/2016/5/9/chartex" xmlns:cx4="http://schemas.microsoft.com/office/drawing/2016/5/10/chartex" xmlns:cx5="http://schemas.microsoft.com/office/drawing/2016/5/11/chartex" xmlns:cx6="http://schemas.microsoft.com/office/drawing/2016/5/12/chartex" xmlns:cx7="http://schemas.microsoft.com/office/drawing/2016/5/13/chartex" xmlns:cx8="http://schemas.microsoft.com/office/drawing/2016/5/14/chartex" xmlns:mc="http://schemas.openxmlformats.org/markup-compatibility/2006" xmlns:aink="http://schemas.microsoft.com/office/drawing/2016/ink" xmlns:am3d="http://schemas.microsoft.com/office/drawing/2017/model3d" xmlns:o="urn:schemas-microsoft-com:office:office" xmlns:oel="http://schemas.microsoft.com/office/2019/extlst" xmlns:r="http://schemas.openxmlformats.org/officeDocument/2006/relationships" xmlns:m="http://schemas.openxmlformats.org/officeDocument/2006/math" xmlns:v="urn:schemas-microsoft-com:vml" xmlns:wp14="http://schemas.microsoft.com/office/word/2010/wordprocessingDrawing" xmlns:wp="http://schemas.openxmlformats.org/drawingml/2006/wordprocessingDrawing" xmlns:w10="urn:schemas-microsoft-com:office:word" xmlns:w="http://schemas.openxmlformats.org/wordprocessingml/2006/main" xmlns:w14="http://schemas.microsoft.com/office/word/2010/wordml" xmlns:w15="http://schemas.microsoft.com/office/word/2012/wordml" xmlns:w16cex="http://schemas.microsoft.com/office/word/2018/wordml/cex" xmlns:w16cid="http://schemas.microsoft.com/office/word/2016/wordml/cid" xmlns:w16="http://schemas.microsoft.com/office/word/2018/wordml" xmlns:w16du="http://schemas.microsoft.com/office/word/2023/wordml/word16du" xmlns:w16sdtdh="http://schemas.microsoft.com/office/word/2020/wordml/sdtdatahash" xmlns:w16sdtfl="http://schemas.microsoft.com/office/word/2024/wordml/sdtformatlock" xmlns:w16se="http://schemas.microsoft.com/office/word/2015/wordml/symex" xmlns:wpg="http://schemas.microsoft.com/office/word/2010/wordprocessingGroup" xmlns:wpi="http://schemas.microsoft.com/office/word/2010/wordprocessingInk" xmlns:wne="http://schemas.microsoft.com/office/word/2006/wordml" xmlns:wps="http://schemas.microsoft.com/office/word/2010/wordprocessingShape" mc:Ignorable="w14 w15 w16se w16cid w16 w16cex w16sdtdh w16sdtfl w16du wp14">
   <w:comment w:id="1" w:author="MELISSA FERNANDA DUARTE MANZANO [2]" w:date="2024-09-12T14:31:00Z" w:initials="MFDM">
     <w:p>
       <w:pPr>
@@ -873,15 +869,7 @@
         <w:annotationRef/>
       </w:r>
       <w:r>
-        <w:t xml:space="preserve">Cargo completo, en el caso de los </w:t>
-      </w:r>
-      <w:proofErr w:type="gramStart"/>
-      <w:r>
-        <w:t>Presidentes</w:t>
-      </w:r>
-      <w:proofErr w:type="gramEnd"/>
-      <w:r>
-        <w:t xml:space="preserve"> corroborar si es Constitucional, por ministerio de Ley, etc.</w:t>
+        <w:t>Cargo completo, en el caso de los Presidentes corroborar si es Constitucional, por ministerio de Ley, etc.</w:t>
       </w:r>
     </w:p>
   </w:comment>
@@ -983,7 +971,7 @@
       </w:r>
     </w:p>
   </w:comment>
-  <w:comment w:id="9" w:author="SINAI ALEJANDRA BUSTAMANTE SANCHEZ" w:date="2021-10-01T09:29:00Z" w:initials="SABS">
+  <w:comment w:id="8" w:author="SINAI ALEJANDRA BUSTAMANTE SANCHEZ" w:date="2021-10-01T09:29:00Z" w:initials="SABS">
     <w:p>
       <w:pPr>
         <w:pStyle w:val="Textocomentario"/>
@@ -1019,15 +1007,7 @@
         <w:pStyle w:val="Textocomentario"/>
       </w:pPr>
       <w:r>
-        <w:t>-</w:t>
-      </w:r>
-      <w:proofErr w:type="gramStart"/>
-      <w:r>
-        <w:t>Director</w:t>
-      </w:r>
-      <w:proofErr w:type="gramEnd"/>
-      <w:r>
-        <w:t>(a)</w:t>
+        <w:t>-Director(a)</w:t>
       </w:r>
     </w:p>
     <w:p>
@@ -1051,7 +1031,7 @@
 </file>
 
 <file path=word/commentsExtended.xml><?xml version="1.0" encoding="utf-8"?>
-<w15:commentsEx xmlns:wpc="http://schemas.microsoft.com/office/word/2010/wordprocessingCanvas" xmlns:cx="http://schemas.microsoft.com/office/drawing/2014/chartex" xmlns:cx1="http://schemas.microsoft.com/office/drawing/2015/9/8/chartex" xmlns:cx2="http://schemas.microsoft.com/office/drawing/2015/10/21/chartex" xmlns:cx3="http://schemas.microsoft.com/office/drawing/2016/5/9/chartex" xmlns:cx4="http://schemas.microsoft.com/office/drawing/2016/5/10/chartex" xmlns:cx5="http://schemas.microsoft.com/office/drawing/2016/5/11/chartex" xmlns:cx6="http://schemas.microsoft.com/office/drawing/2016/5/12/chartex" xmlns:cx7="http://schemas.microsoft.com/office/drawing/2016/5/13/chartex" xmlns:cx8="http://schemas.microsoft.com/office/drawing/2016/5/14/chartex" xmlns:mc="http://schemas.openxmlformats.org/markup-compatibility/2006" xmlns:aink="http://schemas.microsoft.com/office/drawing/2016/ink" xmlns:am3d="http://schemas.microsoft.com/office/drawing/2017/model3d" xmlns:o="urn:schemas-microsoft-com:office:office" xmlns:r="http://schemas.openxmlformats.org/officeDocument/2006/relationships" xmlns:m="http://schemas.openxmlformats.org/officeDocument/2006/math" xmlns:v="urn:schemas-microsoft-com:vml" xmlns:wp14="http://schemas.microsoft.com/office/word/2010/wordprocessingDrawing" xmlns:wp="http://schemas.openxmlformats.org/drawingml/2006/wordprocessingDrawing" xmlns:w10="urn:schemas-microsoft-com:office:word" xmlns:w="http://schemas.openxmlformats.org/wordprocessingml/2006/main" xmlns:w14="http://schemas.microsoft.com/office/word/2010/wordml" xmlns:w15="http://schemas.microsoft.com/office/word/2012/wordml" xmlns:w16cid="http://schemas.microsoft.com/office/word/2016/wordml/cid" xmlns:w16se="http://schemas.microsoft.com/office/word/2015/wordml/symex" xmlns:wpg="http://schemas.microsoft.com/office/word/2010/wordprocessingGroup" xmlns:wpi="http://schemas.microsoft.com/office/word/2010/wordprocessingInk" xmlns:wne="http://schemas.microsoft.com/office/word/2006/wordml" xmlns:wps="http://schemas.microsoft.com/office/word/2010/wordprocessingShape" mc:Ignorable="w14 w15 w16se w16cid wp14">
+<w15:commentsEx xmlns:wpc="http://schemas.microsoft.com/office/word/2010/wordprocessingCanvas" xmlns:cx="http://schemas.microsoft.com/office/drawing/2014/chartex" xmlns:cx1="http://schemas.microsoft.com/office/drawing/2015/9/8/chartex" xmlns:cx2="http://schemas.microsoft.com/office/drawing/2015/10/21/chartex" xmlns:cx3="http://schemas.microsoft.com/office/drawing/2016/5/9/chartex" xmlns:cx4="http://schemas.microsoft.com/office/drawing/2016/5/10/chartex" xmlns:cx5="http://schemas.microsoft.com/office/drawing/2016/5/11/chartex" xmlns:cx6="http://schemas.microsoft.com/office/drawing/2016/5/12/chartex" xmlns:cx7="http://schemas.microsoft.com/office/drawing/2016/5/13/chartex" xmlns:cx8="http://schemas.microsoft.com/office/drawing/2016/5/14/chartex" xmlns:mc="http://schemas.openxmlformats.org/markup-compatibility/2006" xmlns:aink="http://schemas.microsoft.com/office/drawing/2016/ink" xmlns:am3d="http://schemas.microsoft.com/office/drawing/2017/model3d" xmlns:o="urn:schemas-microsoft-com:office:office" xmlns:oel="http://schemas.microsoft.com/office/2019/extlst" xmlns:r="http://schemas.openxmlformats.org/officeDocument/2006/relationships" xmlns:m="http://schemas.openxmlformats.org/officeDocument/2006/math" xmlns:v="urn:schemas-microsoft-com:vml" xmlns:wp14="http://schemas.microsoft.com/office/word/2010/wordprocessingDrawing" xmlns:wp="http://schemas.openxmlformats.org/drawingml/2006/wordprocessingDrawing" xmlns:w10="urn:schemas-microsoft-com:office:word" xmlns:w="http://schemas.openxmlformats.org/wordprocessingml/2006/main" xmlns:w14="http://schemas.microsoft.com/office/word/2010/wordml" xmlns:w15="http://schemas.microsoft.com/office/word/2012/wordml" xmlns:w16cex="http://schemas.microsoft.com/office/word/2018/wordml/cex" xmlns:w16cid="http://schemas.microsoft.com/office/word/2016/wordml/cid" xmlns:w16="http://schemas.microsoft.com/office/word/2018/wordml" xmlns:w16du="http://schemas.microsoft.com/office/word/2023/wordml/word16du" xmlns:w16sdtdh="http://schemas.microsoft.com/office/word/2020/wordml/sdtdatahash" xmlns:w16sdtfl="http://schemas.microsoft.com/office/word/2024/wordml/sdtformatlock" xmlns:w16se="http://schemas.microsoft.com/office/word/2015/wordml/symex" xmlns:wpg="http://schemas.microsoft.com/office/word/2010/wordprocessingGroup" xmlns:wpi="http://schemas.microsoft.com/office/word/2010/wordprocessingInk" xmlns:wne="http://schemas.microsoft.com/office/word/2006/wordml" xmlns:wps="http://schemas.microsoft.com/office/word/2010/wordprocessingShape" mc:Ignorable="w14 w15 w16se w16cid w16 w16cex w16sdtdh w16sdtfl w16du wp14">
   <w15:commentEx w15:paraId="70782F2D" w15:done="0"/>
   <w15:commentEx w15:paraId="4DB6CB8E" w15:done="0"/>
   <w15:commentEx w15:paraId="78ABEA50" w15:done="0"/>
@@ -1064,7 +1044,7 @@
 </file>
 
 <file path=word/commentsIds.xml><?xml version="1.0" encoding="utf-8"?>
-<w16cid:commentsIds xmlns:wpc="http://schemas.microsoft.com/office/word/2010/wordprocessingCanvas" xmlns:cx="http://schemas.microsoft.com/office/drawing/2014/chartex" xmlns:cx1="http://schemas.microsoft.com/office/drawing/2015/9/8/chartex" xmlns:cx2="http://schemas.microsoft.com/office/drawing/2015/10/21/chartex" xmlns:cx3="http://schemas.microsoft.com/office/drawing/2016/5/9/chartex" xmlns:cx4="http://schemas.microsoft.com/office/drawing/2016/5/10/chartex" xmlns:cx5="http://schemas.microsoft.com/office/drawing/2016/5/11/chartex" xmlns:cx6="http://schemas.microsoft.com/office/drawing/2016/5/12/chartex" xmlns:cx7="http://schemas.microsoft.com/office/drawing/2016/5/13/chartex" xmlns:cx8="http://schemas.microsoft.com/office/drawing/2016/5/14/chartex" xmlns:mc="http://schemas.openxmlformats.org/markup-compatibility/2006" xmlns:aink="http://schemas.microsoft.com/office/drawing/2016/ink" xmlns:am3d="http://schemas.microsoft.com/office/drawing/2017/model3d" xmlns:o="urn:schemas-microsoft-com:office:office" xmlns:r="http://schemas.openxmlformats.org/officeDocument/2006/relationships" xmlns:m="http://schemas.openxmlformats.org/officeDocument/2006/math" xmlns:v="urn:schemas-microsoft-com:vml" xmlns:wp14="http://schemas.microsoft.com/office/word/2010/wordprocessingDrawing" xmlns:wp="http://schemas.openxmlformats.org/drawingml/2006/wordprocessingDrawing" xmlns:w10="urn:schemas-microsoft-com:office:word" xmlns:w="http://schemas.openxmlformats.org/wordprocessingml/2006/main" xmlns:w14="http://schemas.microsoft.com/office/word/2010/wordml" xmlns:w15="http://schemas.microsoft.com/office/word/2012/wordml" xmlns:w16cid="http://schemas.microsoft.com/office/word/2016/wordml/cid" xmlns:w16se="http://schemas.microsoft.com/office/word/2015/wordml/symex" xmlns:wpg="http://schemas.microsoft.com/office/word/2010/wordprocessingGroup" xmlns:wpi="http://schemas.microsoft.com/office/word/2010/wordprocessingInk" xmlns:wne="http://schemas.microsoft.com/office/word/2006/wordml" xmlns:wps="http://schemas.microsoft.com/office/word/2010/wordprocessingShape" mc:Ignorable="w14 w15 w16se w16cid wp14">
+<w16cid:commentsIds xmlns:wpc="http://schemas.microsoft.com/office/word/2010/wordprocessingCanvas" xmlns:cx="http://schemas.microsoft.com/office/drawing/2014/chartex" xmlns:cx1="http://schemas.microsoft.com/office/drawing/2015/9/8/chartex" xmlns:cx2="http://schemas.microsoft.com/office/drawing/2015/10/21/chartex" xmlns:cx3="http://schemas.microsoft.com/office/drawing/2016/5/9/chartex" xmlns:cx4="http://schemas.microsoft.com/office/drawing/2016/5/10/chartex" xmlns:cx5="http://schemas.microsoft.com/office/drawing/2016/5/11/chartex" xmlns:cx6="http://schemas.microsoft.com/office/drawing/2016/5/12/chartex" xmlns:cx7="http://schemas.microsoft.com/office/drawing/2016/5/13/chartex" xmlns:cx8="http://schemas.microsoft.com/office/drawing/2016/5/14/chartex" xmlns:mc="http://schemas.openxmlformats.org/markup-compatibility/2006" xmlns:aink="http://schemas.microsoft.com/office/drawing/2016/ink" xmlns:am3d="http://schemas.microsoft.com/office/drawing/2017/model3d" xmlns:o="urn:schemas-microsoft-com:office:office" xmlns:oel="http://schemas.microsoft.com/office/2019/extlst" xmlns:r="http://schemas.openxmlformats.org/officeDocument/2006/relationships" xmlns:m="http://schemas.openxmlformats.org/officeDocument/2006/math" xmlns:v="urn:schemas-microsoft-com:vml" xmlns:wp14="http://schemas.microsoft.com/office/word/2010/wordprocessingDrawing" xmlns:wp="http://schemas.openxmlformats.org/drawingml/2006/wordprocessingDrawing" xmlns:w10="urn:schemas-microsoft-com:office:word" xmlns:w="http://schemas.openxmlformats.org/wordprocessingml/2006/main" xmlns:w14="http://schemas.microsoft.com/office/word/2010/wordml" xmlns:w15="http://schemas.microsoft.com/office/word/2012/wordml" xmlns:w16cex="http://schemas.microsoft.com/office/word/2018/wordml/cex" xmlns:w16cid="http://schemas.microsoft.com/office/word/2016/wordml/cid" xmlns:w16="http://schemas.microsoft.com/office/word/2018/wordml" xmlns:w16du="http://schemas.microsoft.com/office/word/2023/wordml/word16du" xmlns:w16sdtdh="http://schemas.microsoft.com/office/word/2020/wordml/sdtdatahash" xmlns:w16sdtfl="http://schemas.microsoft.com/office/word/2024/wordml/sdtformatlock" xmlns:w16se="http://schemas.microsoft.com/office/word/2015/wordml/symex" xmlns:wpg="http://schemas.microsoft.com/office/word/2010/wordprocessingGroup" xmlns:wpi="http://schemas.microsoft.com/office/word/2010/wordprocessingInk" xmlns:wne="http://schemas.microsoft.com/office/word/2006/wordml" xmlns:wps="http://schemas.microsoft.com/office/word/2010/wordprocessingShape" mc:Ignorable="w14 w15 w16se w16cid w16 w16cex w16sdtdh w16sdtfl w16du wp14">
   <w16cid:commentId w16cid:paraId="70782F2D" w16cid:durableId="2A8D79BD"/>
   <w16cid:commentId w16cid:paraId="4DB6CB8E" w16cid:durableId="2641D326"/>
   <w16cid:commentId w16cid:paraId="78ABEA50" w16cid:durableId="2641D325"/>
@@ -1077,7 +1057,7 @@
 </file>
 
 <file path=word/endnotes.xml><?xml version="1.0" encoding="utf-8"?>
-<w:endnotes xmlns:wpc="http://schemas.microsoft.com/office/word/2010/wordprocessingCanvas" xmlns:cx="http://schemas.microsoft.com/office/drawing/2014/chartex" xmlns:cx1="http://schemas.microsoft.com/office/drawing/2015/9/8/chartex" xmlns:cx2="http://schemas.microsoft.com/office/drawing/2015/10/21/chartex" xmlns:cx3="http://schemas.microsoft.com/office/drawing/2016/5/9/chartex" xmlns:cx4="http://schemas.microsoft.com/office/drawing/2016/5/10/chartex" xmlns:cx5="http://schemas.microsoft.com/office/drawing/2016/5/11/chartex" xmlns:cx6="http://schemas.microsoft.com/office/drawing/2016/5/12/chartex" xmlns:cx7="http://schemas.microsoft.com/office/drawing/2016/5/13/chartex" xmlns:cx8="http://schemas.microsoft.com/office/drawing/2016/5/14/chartex" xmlns:mc="http://schemas.openxmlformats.org/markup-compatibility/2006" xmlns:aink="http://schemas.microsoft.com/office/drawing/2016/ink" xmlns:am3d="http://schemas.microsoft.com/office/drawing/2017/model3d" xmlns:o="urn:schemas-microsoft-com:office:office" xmlns:r="http://schemas.openxmlformats.org/officeDocument/2006/relationships" xmlns:m="http://schemas.openxmlformats.org/officeDocument/2006/math" xmlns:v="urn:schemas-microsoft-com:vml" xmlns:wp14="http://schemas.microsoft.com/office/word/2010/wordprocessingDrawing" xmlns:wp="http://schemas.openxmlformats.org/drawingml/2006/wordprocessingDrawing" xmlns:w10="urn:schemas-microsoft-com:office:word" xmlns:w="http://schemas.openxmlformats.org/wordprocessingml/2006/main" xmlns:w14="http://schemas.microsoft.com/office/word/2010/wordml" xmlns:w15="http://schemas.microsoft.com/office/word/2012/wordml" xmlns:w16cid="http://schemas.microsoft.com/office/word/2016/wordml/cid" xmlns:w16se="http://schemas.microsoft.com/office/word/2015/wordml/symex" xmlns:wpg="http://schemas.microsoft.com/office/word/2010/wordprocessingGroup" xmlns:wpi="http://schemas.microsoft.com/office/word/2010/wordprocessingInk" xmlns:wne="http://schemas.microsoft.com/office/word/2006/wordml" xmlns:wps="http://schemas.microsoft.com/office/word/2010/wordprocessingShape" mc:Ignorable="w14 w15 w16se w16cid wp14">
+<w:endnotes xmlns:wpc="http://schemas.microsoft.com/office/word/2010/wordprocessingCanvas" xmlns:cx="http://schemas.microsoft.com/office/drawing/2014/chartex" xmlns:cx1="http://schemas.microsoft.com/office/drawing/2015/9/8/chartex" xmlns:cx2="http://schemas.microsoft.com/office/drawing/2015/10/21/chartex" xmlns:cx3="http://schemas.microsoft.com/office/drawing/2016/5/9/chartex" xmlns:cx4="http://schemas.microsoft.com/office/drawing/2016/5/10/chartex" xmlns:cx5="http://schemas.microsoft.com/office/drawing/2016/5/11/chartex" xmlns:cx6="http://schemas.microsoft.com/office/drawing/2016/5/12/chartex" xmlns:cx7="http://schemas.microsoft.com/office/drawing/2016/5/13/chartex" xmlns:cx8="http://schemas.microsoft.com/office/drawing/2016/5/14/chartex" xmlns:mc="http://schemas.openxmlformats.org/markup-compatibility/2006" xmlns:aink="http://schemas.microsoft.com/office/drawing/2016/ink" xmlns:am3d="http://schemas.microsoft.com/office/drawing/2017/model3d" xmlns:o="urn:schemas-microsoft-com:office:office" xmlns:oel="http://schemas.microsoft.com/office/2019/extlst" xmlns:r="http://schemas.openxmlformats.org/officeDocument/2006/relationships" xmlns:m="http://schemas.openxmlformats.org/officeDocument/2006/math" xmlns:v="urn:schemas-microsoft-com:vml" xmlns:wp14="http://schemas.microsoft.com/office/word/2010/wordprocessingDrawing" xmlns:wp="http://schemas.openxmlformats.org/drawingml/2006/wordprocessingDrawing" xmlns:w10="urn:schemas-microsoft-com:office:word" xmlns:w="http://schemas.openxmlformats.org/wordprocessingml/2006/main" xmlns:w14="http://schemas.microsoft.com/office/word/2010/wordml" xmlns:w15="http://schemas.microsoft.com/office/word/2012/wordml" xmlns:w16cex="http://schemas.microsoft.com/office/word/2018/wordml/cex" xmlns:w16cid="http://schemas.microsoft.com/office/word/2016/wordml/cid" xmlns:w16="http://schemas.microsoft.com/office/word/2018/wordml" xmlns:w16du="http://schemas.microsoft.com/office/word/2023/wordml/word16du" xmlns:w16sdtdh="http://schemas.microsoft.com/office/word/2020/wordml/sdtdatahash" xmlns:w16sdtfl="http://schemas.microsoft.com/office/word/2024/wordml/sdtformatlock" xmlns:w16se="http://schemas.microsoft.com/office/word/2015/wordml/symex" xmlns:wpg="http://schemas.microsoft.com/office/word/2010/wordprocessingGroup" xmlns:wpi="http://schemas.microsoft.com/office/word/2010/wordprocessingInk" xmlns:wne="http://schemas.microsoft.com/office/word/2006/wordml" xmlns:wps="http://schemas.microsoft.com/office/word/2010/wordprocessingShape" mc:Ignorable="w14 w15 w16se w16cid w16 w16cex w16sdtdh w16sdtfl w16du wp14">
   <w:endnote w:type="separator" w:id="-1">
     <w:p>
       <w:pPr>
@@ -1102,7 +1082,7 @@
 </file>
 
 <file path=word/footer1.xml><?xml version="1.0" encoding="utf-8"?>
-<w:ftr xmlns:wpc="http://schemas.microsoft.com/office/word/2010/wordprocessingCanvas" xmlns:cx="http://schemas.microsoft.com/office/drawing/2014/chartex" xmlns:cx1="http://schemas.microsoft.com/office/drawing/2015/9/8/chartex" xmlns:cx2="http://schemas.microsoft.com/office/drawing/2015/10/21/chartex" xmlns:cx3="http://schemas.microsoft.com/office/drawing/2016/5/9/chartex" xmlns:cx4="http://schemas.microsoft.com/office/drawing/2016/5/10/chartex" xmlns:cx5="http://schemas.microsoft.com/office/drawing/2016/5/11/chartex" xmlns:cx6="http://schemas.microsoft.com/office/drawing/2016/5/12/chartex" xmlns:cx7="http://schemas.microsoft.com/office/drawing/2016/5/13/chartex" xmlns:cx8="http://schemas.microsoft.com/office/drawing/2016/5/14/chartex" xmlns:mc="http://schemas.openxmlformats.org/markup-compatibility/2006" xmlns:aink="http://schemas.microsoft.com/office/drawing/2016/ink" xmlns:am3d="http://schemas.microsoft.com/office/drawing/2017/model3d" xmlns:o="urn:schemas-microsoft-com:office:office" xmlns:r="http://schemas.openxmlformats.org/officeDocument/2006/relationships" xmlns:m="http://schemas.openxmlformats.org/officeDocument/2006/math" xmlns:v="urn:schemas-microsoft-com:vml" xmlns:wp14="http://schemas.microsoft.com/office/word/2010/wordprocessingDrawing" xmlns:wp="http://schemas.openxmlformats.org/drawingml/2006/wordprocessingDrawing" xmlns:w10="urn:schemas-microsoft-com:office:word" xmlns:w="http://schemas.openxmlformats.org/wordprocessingml/2006/main" xmlns:w14="http://schemas.microsoft.com/office/word/2010/wordml" xmlns:w15="http://schemas.microsoft.com/office/word/2012/wordml" xmlns:w16cid="http://schemas.microsoft.com/office/word/2016/wordml/cid" xmlns:w16se="http://schemas.microsoft.com/office/word/2015/wordml/symex" xmlns:wpg="http://schemas.microsoft.com/office/word/2010/wordprocessingGroup" xmlns:wpi="http://schemas.microsoft.com/office/word/2010/wordprocessingInk" xmlns:wne="http://schemas.microsoft.com/office/word/2006/wordml" xmlns:wps="http://schemas.microsoft.com/office/word/2010/wordprocessingShape" mc:Ignorable="w14 w15 w16se w16cid wp14">
+<w:ftr xmlns:wpc="http://schemas.microsoft.com/office/word/2010/wordprocessingCanvas" xmlns:cx="http://schemas.microsoft.com/office/drawing/2014/chartex" xmlns:cx1="http://schemas.microsoft.com/office/drawing/2015/9/8/chartex" xmlns:cx2="http://schemas.microsoft.com/office/drawing/2015/10/21/chartex" xmlns:cx3="http://schemas.microsoft.com/office/drawing/2016/5/9/chartex" xmlns:cx4="http://schemas.microsoft.com/office/drawing/2016/5/10/chartex" xmlns:cx5="http://schemas.microsoft.com/office/drawing/2016/5/11/chartex" xmlns:cx6="http://schemas.microsoft.com/office/drawing/2016/5/12/chartex" xmlns:cx7="http://schemas.microsoft.com/office/drawing/2016/5/13/chartex" xmlns:cx8="http://schemas.microsoft.com/office/drawing/2016/5/14/chartex" xmlns:mc="http://schemas.openxmlformats.org/markup-compatibility/2006" xmlns:aink="http://schemas.microsoft.com/office/drawing/2016/ink" xmlns:am3d="http://schemas.microsoft.com/office/drawing/2017/model3d" xmlns:o="urn:schemas-microsoft-com:office:office" xmlns:oel="http://schemas.microsoft.com/office/2019/extlst" xmlns:r="http://schemas.openxmlformats.org/officeDocument/2006/relationships" xmlns:m="http://schemas.openxmlformats.org/officeDocument/2006/math" xmlns:v="urn:schemas-microsoft-com:vml" xmlns:wp14="http://schemas.microsoft.com/office/word/2010/wordprocessingDrawing" xmlns:wp="http://schemas.openxmlformats.org/drawingml/2006/wordprocessingDrawing" xmlns:w10="urn:schemas-microsoft-com:office:word" xmlns:w="http://schemas.openxmlformats.org/wordprocessingml/2006/main" xmlns:w14="http://schemas.microsoft.com/office/word/2010/wordml" xmlns:w15="http://schemas.microsoft.com/office/word/2012/wordml" xmlns:w16cex="http://schemas.microsoft.com/office/word/2018/wordml/cex" xmlns:w16cid="http://schemas.microsoft.com/office/word/2016/wordml/cid" xmlns:w16="http://schemas.microsoft.com/office/word/2018/wordml" xmlns:w16du="http://schemas.microsoft.com/office/word/2023/wordml/word16du" xmlns:w16sdtdh="http://schemas.microsoft.com/office/word/2020/wordml/sdtdatahash" xmlns:w16sdtfl="http://schemas.microsoft.com/office/word/2024/wordml/sdtformatlock" xmlns:w16se="http://schemas.microsoft.com/office/word/2015/wordml/symex" xmlns:wpg="http://schemas.microsoft.com/office/word/2010/wordprocessingGroup" xmlns:wpi="http://schemas.microsoft.com/office/word/2010/wordprocessingInk" xmlns:wne="http://schemas.microsoft.com/office/word/2006/wordml" xmlns:wps="http://schemas.microsoft.com/office/word/2010/wordprocessingShape" mc:Ignorable="w14 w15 w16se w16cid w16 w16cex w16sdtdh w16sdtfl w16du wp14">
   <w:p>
     <w:pPr>
       <w:spacing w:after="0" w:line="240" w:lineRule="auto"/>
@@ -1129,8 +1109,8 @@
         <w:szCs w:val="18"/>
       </w:rPr>
     </w:pPr>
-    <w:bookmarkStart w:id="10" w:name="_Hlk86140406"/>
-    <w:bookmarkStart w:id="11" w:name="_Hlk86140499"/>
+    <w:bookmarkStart w:id="9" w:name="_Hlk86140406"/>
+    <w:bookmarkStart w:id="10" w:name="_Hlk86140499"/>
     <w:r>
       <w:rPr>
         <w:rFonts w:ascii="HelveticaNeueLT Com 65 Md" w:hAnsi="HelveticaNeueLT Com 65 Md"/>
@@ -1139,9 +1119,8 @@
         <w:sz w:val="16"/>
         <w:szCs w:val="18"/>
       </w:rPr>
-      <w:t xml:space="preserve">Av. José María Pino Suárez Sur, </w:t>
+      <w:t xml:space="preserve">Av. José María Pino Suárez Sur, núms. 104, 106 y 108, Colonia Cinco de Mayo, Toluca, Estado de México, C.P. 50090 </w:t>
     </w:r>
-    <w:proofErr w:type="spellStart"/>
     <w:r>
       <w:rPr>
         <w:rFonts w:ascii="HelveticaNeueLT Com 65 Md" w:hAnsi="HelveticaNeueLT Com 65 Md"/>
@@ -1150,9 +1129,8 @@
         <w:sz w:val="16"/>
         <w:szCs w:val="18"/>
       </w:rPr>
-      <w:t>núms</w:t>
+      <w:t xml:space="preserve">   </w:t>
     </w:r>
-    <w:proofErr w:type="spellEnd"/>
     <w:r>
       <w:rPr>
         <w:rFonts w:ascii="HelveticaNeueLT Com 65 Md" w:hAnsi="HelveticaNeueLT Com 65 Md"/>
@@ -1161,7 +1139,7 @@
         <w:sz w:val="16"/>
         <w:szCs w:val="18"/>
       </w:rPr>
-      <w:t xml:space="preserve">. 104, 106 y 108, Colonia Cinco de Mayo, Toluca, Estado de México, C.P. 50090 </w:t>
+      <w:t xml:space="preserve">Tel. 722 167 84 </w:t>
     </w:r>
     <w:r>
       <w:rPr>
@@ -1171,8 +1149,9 @@
         <w:sz w:val="16"/>
         <w:szCs w:val="18"/>
       </w:rPr>
-      <w:t xml:space="preserve">   </w:t>
+      <w:t>50</w:t>
     </w:r>
+    <w:bookmarkEnd w:id="9"/>
     <w:r>
       <w:rPr>
         <w:rFonts w:ascii="HelveticaNeueLT Com 65 Md" w:hAnsi="HelveticaNeueLT Com 65 Md"/>
@@ -1181,9 +1160,8 @@
         <w:sz w:val="16"/>
         <w:szCs w:val="18"/>
       </w:rPr>
-      <w:t xml:space="preserve">Tel. 722 167 84 </w:t>
+      <w:t xml:space="preserve">  (</w:t>
     </w:r>
-    <w:proofErr w:type="gramStart"/>
     <w:r>
       <w:rPr>
         <w:rFonts w:ascii="HelveticaNeueLT Com 65 Md" w:hAnsi="HelveticaNeueLT Com 65 Md"/>
@@ -1192,9 +1170,8 @@
         <w:sz w:val="16"/>
         <w:szCs w:val="18"/>
       </w:rPr>
-      <w:t>50</w:t>
+      <w:t>O</w:t>
     </w:r>
-    <w:bookmarkEnd w:id="10"/>
     <w:r>
       <w:rPr>
         <w:rFonts w:ascii="HelveticaNeueLT Com 65 Md" w:hAnsi="HelveticaNeueLT Com 65 Md"/>
@@ -1203,9 +1180,8 @@
         <w:sz w:val="16"/>
         <w:szCs w:val="18"/>
       </w:rPr>
-      <w:t xml:space="preserve">  (</w:t>
+      <w:t xml:space="preserve">pción </w:t>
     </w:r>
-    <w:proofErr w:type="gramEnd"/>
     <w:r>
       <w:rPr>
         <w:rFonts w:ascii="HelveticaNeueLT Com 65 Md" w:hAnsi="HelveticaNeueLT Com 65 Md"/>
@@ -1214,7 +1190,7 @@
         <w:sz w:val="16"/>
         <w:szCs w:val="18"/>
       </w:rPr>
-      <w:t>O</w:t>
+      <w:t>3</w:t>
     </w:r>
     <w:r>
       <w:rPr>
@@ -1224,30 +1200,10 @@
         <w:sz w:val="16"/>
         <w:szCs w:val="18"/>
       </w:rPr>
-      <w:t xml:space="preserve">pción </w:t>
-    </w:r>
-    <w:r>
-      <w:rPr>
-        <w:rFonts w:ascii="HelveticaNeueLT Com 65 Md" w:hAnsi="HelveticaNeueLT Com 65 Md"/>
-        <w:color w:val="7F7F7F" w:themeColor="text1" w:themeTint="80"/>
-        <w:spacing w:val="-10"/>
-        <w:sz w:val="16"/>
-        <w:szCs w:val="18"/>
-      </w:rPr>
-      <w:t>3</w:t>
-    </w:r>
-    <w:r>
-      <w:rPr>
-        <w:rFonts w:ascii="HelveticaNeueLT Com 65 Md" w:hAnsi="HelveticaNeueLT Com 65 Md"/>
-        <w:color w:val="7F7F7F" w:themeColor="text1" w:themeTint="80"/>
-        <w:spacing w:val="-10"/>
-        <w:sz w:val="16"/>
-        <w:szCs w:val="18"/>
-      </w:rPr>
       <w:t>)</w:t>
     </w:r>
   </w:p>
-  <w:bookmarkEnd w:id="11"/>
+  <w:bookmarkEnd w:id="10"/>
   <w:p>
     <w:pPr>
       <w:spacing w:after="0" w:line="240" w:lineRule="auto"/>
@@ -1434,7 +1390,7 @@
               <v:stroke joinstyle="miter"/>
               <v:path gradientshapeok="t" o:connecttype="rect"/>
             </v:shapetype>
-            <v:shape id="Cuadro de texto 3" o:spid="_x0000_s1026" type="#_x0000_t202" style="position:absolute;left:0;text-align:left;margin-left:8.05pt;margin-top:.6pt;width:59.25pt;height:21.75pt;z-index:251663360;visibility:visible;mso-wrap-style:square;mso-width-percent:0;mso-height-percent:0;mso-wrap-distance-left:9pt;mso-wrap-distance-top:0;mso-wrap-distance-right:9pt;mso-wrap-distance-bottom:0;mso-position-horizontal:right;mso-position-horizontal-relative:margin;mso-position-vertical:absolute;mso-position-vertical-relative:text;mso-width-percent:0;mso-height-percent:0;mso-width-relative:margin;mso-height-relative:margin;v-text-anchor:top" o:gfxdata="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" filled="f" stroked="f" strokeweight=".5pt">
+            <v:shape id="Cuadro de texto 3" o:spid="_x0000_s1026" type="#_x0000_t202" style="position:absolute;left:0;text-align:left;margin-left:8.05pt;margin-top:.6pt;width:59.25pt;height:21.75pt;z-index:251663360;visibility:visible;mso-wrap-style:square;mso-width-percent:0;mso-height-percent:0;mso-wrap-distance-left:9pt;mso-wrap-distance-top:0;mso-wrap-distance-right:9pt;mso-wrap-distance-bottom:0;mso-position-horizontal:right;mso-position-horizontal-relative:margin;mso-position-vertical:absolute;mso-position-vertical-relative:text;mso-width-percent:0;mso-height-percent:0;mso-width-relative:margin;mso-height-relative:margin;v-text-anchor:top" o:gfxdata="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" filled="f" stroked="f" strokeweight=".5pt">
               <v:textbox>
                 <w:txbxContent>
                   <w:p>
@@ -1514,27 +1470,7 @@
         <w:sz w:val="14"/>
         <w:szCs w:val="14"/>
       </w:rPr>
-      <w:t xml:space="preserve">Para mayor información, visite el aviso de privacidad en los sitios: </w:t>
-    </w:r>
-    <w:proofErr w:type="spellStart"/>
-    <w:r>
-      <w:rPr>
-        <w:rFonts w:ascii="HelveticaNeueLT Com 65 Md" w:hAnsi="HelveticaNeueLT Com 65 Md"/>
-        <w:color w:val="808080" w:themeColor="background1" w:themeShade="80"/>
-        <w:sz w:val="14"/>
-        <w:szCs w:val="14"/>
-      </w:rPr>
-      <w:t>IntraNet</w:t>
-    </w:r>
-    <w:proofErr w:type="spellEnd"/>
-    <w:r>
-      <w:rPr>
-        <w:rFonts w:ascii="HelveticaNeueLT Com 65 Md" w:hAnsi="HelveticaNeueLT Com 65 Md"/>
-        <w:color w:val="808080" w:themeColor="background1" w:themeShade="80"/>
-        <w:sz w:val="14"/>
-        <w:szCs w:val="14"/>
-      </w:rPr>
-      <w:t xml:space="preserve"> o </w:t>
+      <w:t xml:space="preserve">Para mayor información, visite el aviso de privacidad en los sitios: IntraNet o </w:t>
     </w:r>
     <w:hyperlink r:id="rId1" w:history="1">
       <w:r>
@@ -1708,7 +1644,7 @@
 </file>
 
 <file path=word/footnotes.xml><?xml version="1.0" encoding="utf-8"?>
-<w:footnotes xmlns:wpc="http://schemas.microsoft.com/office/word/2010/wordprocessingCanvas" xmlns:cx="http://schemas.microsoft.com/office/drawing/2014/chartex" xmlns:cx1="http://schemas.microsoft.com/office/drawing/2015/9/8/chartex" xmlns:cx2="http://schemas.microsoft.com/office/drawing/2015/10/21/chartex" xmlns:cx3="http://schemas.microsoft.com/office/drawing/2016/5/9/chartex" xmlns:cx4="http://schemas.microsoft.com/office/drawing/2016/5/10/chartex" xmlns:cx5="http://schemas.microsoft.com/office/drawing/2016/5/11/chartex" xmlns:cx6="http://schemas.microsoft.com/office/drawing/2016/5/12/chartex" xmlns:cx7="http://schemas.microsoft.com/office/drawing/2016/5/13/chartex" xmlns:cx8="http://schemas.microsoft.com/office/drawing/2016/5/14/chartex" xmlns:mc="http://schemas.openxmlformats.org/markup-compatibility/2006" xmlns:aink="http://schemas.microsoft.com/office/drawing/2016/ink" xmlns:am3d="http://schemas.microsoft.com/office/drawing/2017/model3d" xmlns:o="urn:schemas-microsoft-com:office:office" xmlns:r="http://schemas.openxmlformats.org/officeDocument/2006/relationships" xmlns:m="http://schemas.openxmlformats.org/officeDocument/2006/math" xmlns:v="urn:schemas-microsoft-com:vml" xmlns:wp14="http://schemas.microsoft.com/office/word/2010/wordprocessingDrawing" xmlns:wp="http://schemas.openxmlformats.org/drawingml/2006/wordprocessingDrawing" xmlns:w10="urn:schemas-microsoft-com:office:word" xmlns:w="http://schemas.openxmlformats.org/wordprocessingml/2006/main" xmlns:w14="http://schemas.microsoft.com/office/word/2010/wordml" xmlns:w15="http://schemas.microsoft.com/office/word/2012/wordml" xmlns:w16cid="http://schemas.microsoft.com/office/word/2016/wordml/cid" xmlns:w16se="http://schemas.microsoft.com/office/word/2015/wordml/symex" xmlns:wpg="http://schemas.microsoft.com/office/word/2010/wordprocessingGroup" xmlns:wpi="http://schemas.microsoft.com/office/word/2010/wordprocessingInk" xmlns:wne="http://schemas.microsoft.com/office/word/2006/wordml" xmlns:wps="http://schemas.microsoft.com/office/word/2010/wordprocessingShape" mc:Ignorable="w14 w15 w16se w16cid wp14">
+<w:footnotes xmlns:wpc="http://schemas.microsoft.com/office/word/2010/wordprocessingCanvas" xmlns:cx="http://schemas.microsoft.com/office/drawing/2014/chartex" xmlns:cx1="http://schemas.microsoft.com/office/drawing/2015/9/8/chartex" xmlns:cx2="http://schemas.microsoft.com/office/drawing/2015/10/21/chartex" xmlns:cx3="http://schemas.microsoft.com/office/drawing/2016/5/9/chartex" xmlns:cx4="http://schemas.microsoft.com/office/drawing/2016/5/10/chartex" xmlns:cx5="http://schemas.microsoft.com/office/drawing/2016/5/11/chartex" xmlns:cx6="http://schemas.microsoft.com/office/drawing/2016/5/12/chartex" xmlns:cx7="http://schemas.microsoft.com/office/drawing/2016/5/13/chartex" xmlns:cx8="http://schemas.microsoft.com/office/drawing/2016/5/14/chartex" xmlns:mc="http://schemas.openxmlformats.org/markup-compatibility/2006" xmlns:aink="http://schemas.microsoft.com/office/drawing/2016/ink" xmlns:am3d="http://schemas.microsoft.com/office/drawing/2017/model3d" xmlns:o="urn:schemas-microsoft-com:office:office" xmlns:oel="http://schemas.microsoft.com/office/2019/extlst" xmlns:r="http://schemas.openxmlformats.org/officeDocument/2006/relationships" xmlns:m="http://schemas.openxmlformats.org/officeDocument/2006/math" xmlns:v="urn:schemas-microsoft-com:vml" xmlns:wp14="http://schemas.microsoft.com/office/word/2010/wordprocessingDrawing" xmlns:wp="http://schemas.openxmlformats.org/drawingml/2006/wordprocessingDrawing" xmlns:w10="urn:schemas-microsoft-com:office:word" xmlns:w="http://schemas.openxmlformats.org/wordprocessingml/2006/main" xmlns:w14="http://schemas.microsoft.com/office/word/2010/wordml" xmlns:w15="http://schemas.microsoft.com/office/word/2012/wordml" xmlns:w16cex="http://schemas.microsoft.com/office/word/2018/wordml/cex" xmlns:w16cid="http://schemas.microsoft.com/office/word/2016/wordml/cid" xmlns:w16="http://schemas.microsoft.com/office/word/2018/wordml" xmlns:w16du="http://schemas.microsoft.com/office/word/2023/wordml/word16du" xmlns:w16sdtdh="http://schemas.microsoft.com/office/word/2020/wordml/sdtdatahash" xmlns:w16sdtfl="http://schemas.microsoft.com/office/word/2024/wordml/sdtformatlock" xmlns:w16se="http://schemas.microsoft.com/office/word/2015/wordml/symex" xmlns:wpg="http://schemas.microsoft.com/office/word/2010/wordprocessingGroup" xmlns:wpi="http://schemas.microsoft.com/office/word/2010/wordprocessingInk" xmlns:wne="http://schemas.microsoft.com/office/word/2006/wordml" xmlns:wps="http://schemas.microsoft.com/office/word/2010/wordprocessingShape" mc:Ignorable="w14 w15 w16se w16cid w16 w16cex w16sdtdh w16sdtfl w16du wp14">
   <w:footnote w:type="separator" w:id="-1">
     <w:p>
       <w:pPr>
@@ -1733,7 +1669,7 @@
 </file>
 
 <file path=word/header1.xml><?xml version="1.0" encoding="utf-8"?>
-<w:hdr xmlns:wpc="http://schemas.microsoft.com/office/word/2010/wordprocessingCanvas" xmlns:cx="http://schemas.microsoft.com/office/drawing/2014/chartex" xmlns:cx1="http://schemas.microsoft.com/office/drawing/2015/9/8/chartex" xmlns:cx2="http://schemas.microsoft.com/office/drawing/2015/10/21/chartex" xmlns:cx3="http://schemas.microsoft.com/office/drawing/2016/5/9/chartex" xmlns:cx4="http://schemas.microsoft.com/office/drawing/2016/5/10/chartex" xmlns:cx5="http://schemas.microsoft.com/office/drawing/2016/5/11/chartex" xmlns:cx6="http://schemas.microsoft.com/office/drawing/2016/5/12/chartex" xmlns:cx7="http://schemas.microsoft.com/office/drawing/2016/5/13/chartex" xmlns:cx8="http://schemas.microsoft.com/office/drawing/2016/5/14/chartex" xmlns:mc="http://schemas.openxmlformats.org/markup-compatibility/2006" xmlns:aink="http://schemas.microsoft.com/office/drawing/2016/ink" xmlns:am3d="http://schemas.microsoft.com/office/drawing/2017/model3d" xmlns:o="urn:schemas-microsoft-com:office:office" xmlns:r="http://schemas.openxmlformats.org/officeDocument/2006/relationships" xmlns:m="http://schemas.openxmlformats.org/officeDocument/2006/math" xmlns:v="urn:schemas-microsoft-com:vml" xmlns:wp14="http://schemas.microsoft.com/office/word/2010/wordprocessingDrawing" xmlns:wp="http://schemas.openxmlformats.org/drawingml/2006/wordprocessingDrawing" xmlns:w10="urn:schemas-microsoft-com:office:word" xmlns:w="http://schemas.openxmlformats.org/wordprocessingml/2006/main" xmlns:w14="http://schemas.microsoft.com/office/word/2010/wordml" xmlns:w15="http://schemas.microsoft.com/office/word/2012/wordml" xmlns:w16cid="http://schemas.microsoft.com/office/word/2016/wordml/cid" xmlns:w16se="http://schemas.microsoft.com/office/word/2015/wordml/symex" xmlns:wpg="http://schemas.microsoft.com/office/word/2010/wordprocessingGroup" xmlns:wpi="http://schemas.microsoft.com/office/word/2010/wordprocessingInk" xmlns:wne="http://schemas.microsoft.com/office/word/2006/wordml" xmlns:wps="http://schemas.microsoft.com/office/word/2010/wordprocessingShape" mc:Ignorable="w14 w15 w16se w16cid wp14">
+<w:hdr xmlns:wpc="http://schemas.microsoft.com/office/word/2010/wordprocessingCanvas" xmlns:cx="http://schemas.microsoft.com/office/drawing/2014/chartex" xmlns:cx1="http://schemas.microsoft.com/office/drawing/2015/9/8/chartex" xmlns:cx2="http://schemas.microsoft.com/office/drawing/2015/10/21/chartex" xmlns:cx3="http://schemas.microsoft.com/office/drawing/2016/5/9/chartex" xmlns:cx4="http://schemas.microsoft.com/office/drawing/2016/5/10/chartex" xmlns:cx5="http://schemas.microsoft.com/office/drawing/2016/5/11/chartex" xmlns:cx6="http://schemas.microsoft.com/office/drawing/2016/5/12/chartex" xmlns:cx7="http://schemas.microsoft.com/office/drawing/2016/5/13/chartex" xmlns:cx8="http://schemas.microsoft.com/office/drawing/2016/5/14/chartex" xmlns:mc="http://schemas.openxmlformats.org/markup-compatibility/2006" xmlns:aink="http://schemas.microsoft.com/office/drawing/2016/ink" xmlns:am3d="http://schemas.microsoft.com/office/drawing/2017/model3d" xmlns:o="urn:schemas-microsoft-com:office:office" xmlns:oel="http://schemas.microsoft.com/office/2019/extlst" xmlns:r="http://schemas.openxmlformats.org/officeDocument/2006/relationships" xmlns:m="http://schemas.openxmlformats.org/officeDocument/2006/math" xmlns:v="urn:schemas-microsoft-com:vml" xmlns:wp14="http://schemas.microsoft.com/office/word/2010/wordprocessingDrawing" xmlns:wp="http://schemas.openxmlformats.org/drawingml/2006/wordprocessingDrawing" xmlns:w10="urn:schemas-microsoft-com:office:word" xmlns:w="http://schemas.openxmlformats.org/wordprocessingml/2006/main" xmlns:w14="http://schemas.microsoft.com/office/word/2010/wordml" xmlns:w15="http://schemas.microsoft.com/office/word/2012/wordml" xmlns:w16cex="http://schemas.microsoft.com/office/word/2018/wordml/cex" xmlns:w16cid="http://schemas.microsoft.com/office/word/2016/wordml/cid" xmlns:w16="http://schemas.microsoft.com/office/word/2018/wordml" xmlns:w16du="http://schemas.microsoft.com/office/word/2023/wordml/word16du" xmlns:w16sdtdh="http://schemas.microsoft.com/office/word/2020/wordml/sdtdatahash" xmlns:w16sdtfl="http://schemas.microsoft.com/office/word/2024/wordml/sdtformatlock" xmlns:w16se="http://schemas.microsoft.com/office/word/2015/wordml/symex" xmlns:wpg="http://schemas.microsoft.com/office/word/2010/wordprocessingGroup" xmlns:wpi="http://schemas.microsoft.com/office/word/2010/wordprocessingInk" xmlns:wne="http://schemas.microsoft.com/office/word/2006/wordml" xmlns:wps="http://schemas.microsoft.com/office/word/2010/wordprocessingShape" mc:Ignorable="w14 w15 w16se w16cid w16 w16cex w16sdtdh w16sdtfl w16du wp14">
   <w:tbl>
     <w:tblPr>
       <w:tblStyle w:val="Tablaconcuadrcula"/>
@@ -1919,24 +1855,7 @@
               <w:sz w:val="14"/>
               <w:szCs w:val="14"/>
             </w:rPr>
-            <w:t>"</w:t>
-          </w:r>
-          <w:r>
-            <w:rPr>
-              <w:rFonts w:ascii="HelveticaNeueLT Com 65 Md" w:hAnsi="HelveticaNeueLT Com 65 Md"/>
-              <w:spacing w:val="-4"/>
-              <w:sz w:val="14"/>
-              <w:szCs w:val="14"/>
-            </w:rPr>
-            <w:t>2025. Bicentenario de la vida municipal en el Estado de México</w:t>
-          </w:r>
-          <w:r>
-            <w:rPr>
-              <w:rFonts w:ascii="Arial" w:hAnsi="Arial" w:cs="Arial"/>
-              <w:sz w:val="14"/>
-              <w:szCs w:val="14"/>
-            </w:rPr>
-            <w:t>".</w:t>
+            <w:t>“2026. Año del Humanismo Mexicano en el Estado de México”.</w:t>
           </w:r>
         </w:p>
       </w:tc>
@@ -2416,7 +2335,7 @@
 </file>
 
 <file path=word/numbering.xml><?xml version="1.0" encoding="utf-8"?>
-<w:numbering xmlns:wpc="http://schemas.microsoft.com/office/word/2010/wordprocessingCanvas" xmlns:cx="http://schemas.microsoft.com/office/drawing/2014/chartex" xmlns:cx1="http://schemas.microsoft.com/office/drawing/2015/9/8/chartex" xmlns:cx2="http://schemas.microsoft.com/office/drawing/2015/10/21/chartex" xmlns:cx3="http://schemas.microsoft.com/office/drawing/2016/5/9/chartex" xmlns:cx4="http://schemas.microsoft.com/office/drawing/2016/5/10/chartex" xmlns:cx5="http://schemas.microsoft.com/office/drawing/2016/5/11/chartex" xmlns:cx6="http://schemas.microsoft.com/office/drawing/2016/5/12/chartex" xmlns:cx7="http://schemas.microsoft.com/office/drawing/2016/5/13/chartex" xmlns:cx8="http://schemas.microsoft.com/office/drawing/2016/5/14/chartex" xmlns:mc="http://schemas.openxmlformats.org/markup-compatibility/2006" xmlns:aink="http://schemas.microsoft.com/office/drawing/2016/ink" xmlns:am3d="http://schemas.microsoft.com/office/drawing/2017/model3d" xmlns:o="urn:schemas-microsoft-com:office:office" xmlns:r="http://schemas.openxmlformats.org/officeDocument/2006/relationships" xmlns:m="http://schemas.openxmlformats.org/officeDocument/2006/math" xmlns:v="urn:schemas-microsoft-com:vml" xmlns:wp14="http://schemas.microsoft.com/office/word/2010/wordprocessingDrawing" xmlns:wp="http://schemas.openxmlformats.org/drawingml/2006/wordprocessingDrawing" xmlns:w10="urn:schemas-microsoft-com:office:word" xmlns:w="http://schemas.openxmlformats.org/wordprocessingml/2006/main" xmlns:w14="http://schemas.microsoft.com/office/word/2010/wordml" xmlns:w15="http://schemas.microsoft.com/office/word/2012/wordml" xmlns:w16cid="http://schemas.microsoft.com/office/word/2016/wordml/cid" xmlns:w16se="http://schemas.microsoft.com/office/word/2015/wordml/symex" xmlns:wpg="http://schemas.microsoft.com/office/word/2010/wordprocessingGroup" xmlns:wpi="http://schemas.microsoft.com/office/word/2010/wordprocessingInk" xmlns:wne="http://schemas.microsoft.com/office/word/2006/wordml" xmlns:wps="http://schemas.microsoft.com/office/word/2010/wordprocessingShape" mc:Ignorable="w14 w15 w16se w16cid wp14">
+<w:numbering xmlns:wpc="http://schemas.microsoft.com/office/word/2010/wordprocessingCanvas" xmlns:cx="http://schemas.microsoft.com/office/drawing/2014/chartex" xmlns:cx1="http://schemas.microsoft.com/office/drawing/2015/9/8/chartex" xmlns:cx2="http://schemas.microsoft.com/office/drawing/2015/10/21/chartex" xmlns:cx3="http://schemas.microsoft.com/office/drawing/2016/5/9/chartex" xmlns:cx4="http://schemas.microsoft.com/office/drawing/2016/5/10/chartex" xmlns:cx5="http://schemas.microsoft.com/office/drawing/2016/5/11/chartex" xmlns:cx6="http://schemas.microsoft.com/office/drawing/2016/5/12/chartex" xmlns:cx7="http://schemas.microsoft.com/office/drawing/2016/5/13/chartex" xmlns:cx8="http://schemas.microsoft.com/office/drawing/2016/5/14/chartex" xmlns:mc="http://schemas.openxmlformats.org/markup-compatibility/2006" xmlns:aink="http://schemas.microsoft.com/office/drawing/2016/ink" xmlns:am3d="http://schemas.microsoft.com/office/drawing/2017/model3d" xmlns:o="urn:schemas-microsoft-com:office:office" xmlns:oel="http://schemas.microsoft.com/office/2019/extlst" xmlns:r="http://schemas.openxmlformats.org/officeDocument/2006/relationships" xmlns:m="http://schemas.openxmlformats.org/officeDocument/2006/math" xmlns:v="urn:schemas-microsoft-com:vml" xmlns:wp14="http://schemas.microsoft.com/office/word/2010/wordprocessingDrawing" xmlns:wp="http://schemas.openxmlformats.org/drawingml/2006/wordprocessingDrawing" xmlns:w10="urn:schemas-microsoft-com:office:word" xmlns:w="http://schemas.openxmlformats.org/wordprocessingml/2006/main" xmlns:w14="http://schemas.microsoft.com/office/word/2010/wordml" xmlns:w15="http://schemas.microsoft.com/office/word/2012/wordml" xmlns:w16cex="http://schemas.microsoft.com/office/word/2018/wordml/cex" xmlns:w16cid="http://schemas.microsoft.com/office/word/2016/wordml/cid" xmlns:w16="http://schemas.microsoft.com/office/word/2018/wordml" xmlns:w16du="http://schemas.microsoft.com/office/word/2023/wordml/word16du" xmlns:w16sdtdh="http://schemas.microsoft.com/office/word/2020/wordml/sdtdatahash" xmlns:w16sdtfl="http://schemas.microsoft.com/office/word/2024/wordml/sdtformatlock" xmlns:w16se="http://schemas.microsoft.com/office/word/2015/wordml/symex" xmlns:wpg="http://schemas.microsoft.com/office/word/2010/wordprocessingGroup" xmlns:wpi="http://schemas.microsoft.com/office/word/2010/wordprocessingInk" xmlns:wne="http://schemas.microsoft.com/office/word/2006/wordml" xmlns:wps="http://schemas.microsoft.com/office/word/2010/wordprocessingShape" mc:Ignorable="w14 w15 w16se w16cid w16 w16cex w16sdtdh w16sdtfl w16du wp14">
   <w:abstractNum w:abstractNumId="0" w15:restartNumberingAfterBreak="0">
     <w:nsid w:val="355702DE"/>
     <w:multiLevelType w:val="hybridMultilevel"/>
@@ -2643,17 +2562,17 @@
       </w:rPr>
     </w:lvl>
   </w:abstractNum>
-  <w:num w:numId="1">
+  <w:num w:numId="1" w16cid:durableId="994842749">
     <w:abstractNumId w:val="0"/>
   </w:num>
-  <w:num w:numId="2">
+  <w:num w:numId="2" w16cid:durableId="1625620872">
     <w:abstractNumId w:val="1"/>
   </w:num>
 </w:numbering>
 </file>
 
 <file path=word/people.xml><?xml version="1.0" encoding="utf-8"?>
-<w15:people xmlns:wpc="http://schemas.microsoft.com/office/word/2010/wordprocessingCanvas" xmlns:cx="http://schemas.microsoft.com/office/drawing/2014/chartex" xmlns:cx1="http://schemas.microsoft.com/office/drawing/2015/9/8/chartex" xmlns:cx2="http://schemas.microsoft.com/office/drawing/2015/10/21/chartex" xmlns:cx3="http://schemas.microsoft.com/office/drawing/2016/5/9/chartex" xmlns:cx4="http://schemas.microsoft.com/office/drawing/2016/5/10/chartex" xmlns:cx5="http://schemas.microsoft.com/office/drawing/2016/5/11/chartex" xmlns:cx6="http://schemas.microsoft.com/office/drawing/2016/5/12/chartex" xmlns:cx7="http://schemas.microsoft.com/office/drawing/2016/5/13/chartex" xmlns:cx8="http://schemas.microsoft.com/office/drawing/2016/5/14/chartex" xmlns:mc="http://schemas.openxmlformats.org/markup-compatibility/2006" xmlns:aink="http://schemas.microsoft.com/office/drawing/2016/ink" xmlns:am3d="http://schemas.microsoft.com/office/drawing/2017/model3d" xmlns:o="urn:schemas-microsoft-com:office:office" xmlns:r="http://schemas.openxmlformats.org/officeDocument/2006/relationships" xmlns:m="http://schemas.openxmlformats.org/officeDocument/2006/math" xmlns:v="urn:schemas-microsoft-com:vml" xmlns:wp14="http://schemas.microsoft.com/office/word/2010/wordprocessingDrawing" xmlns:wp="http://schemas.openxmlformats.org/drawingml/2006/wordprocessingDrawing" xmlns:w10="urn:schemas-microsoft-com:office:word" xmlns:w="http://schemas.openxmlformats.org/wordprocessingml/2006/main" xmlns:w14="http://schemas.microsoft.com/office/word/2010/wordml" xmlns:w15="http://schemas.microsoft.com/office/word/2012/wordml" xmlns:w16cid="http://schemas.microsoft.com/office/word/2016/wordml/cid" xmlns:w16se="http://schemas.microsoft.com/office/word/2015/wordml/symex" xmlns:wpg="http://schemas.microsoft.com/office/word/2010/wordprocessingGroup" xmlns:wpi="http://schemas.microsoft.com/office/word/2010/wordprocessingInk" xmlns:wne="http://schemas.microsoft.com/office/word/2006/wordml" xmlns:wps="http://schemas.microsoft.com/office/word/2010/wordprocessingShape" mc:Ignorable="w14 w15 w16se w16cid wp14">
+<w15:people xmlns:wpc="http://schemas.microsoft.com/office/word/2010/wordprocessingCanvas" xmlns:cx="http://schemas.microsoft.com/office/drawing/2014/chartex" xmlns:cx1="http://schemas.microsoft.com/office/drawing/2015/9/8/chartex" xmlns:cx2="http://schemas.microsoft.com/office/drawing/2015/10/21/chartex" xmlns:cx3="http://schemas.microsoft.com/office/drawing/2016/5/9/chartex" xmlns:cx4="http://schemas.microsoft.com/office/drawing/2016/5/10/chartex" xmlns:cx5="http://schemas.microsoft.com/office/drawing/2016/5/11/chartex" xmlns:cx6="http://schemas.microsoft.com/office/drawing/2016/5/12/chartex" xmlns:cx7="http://schemas.microsoft.com/office/drawing/2016/5/13/chartex" xmlns:cx8="http://schemas.microsoft.com/office/drawing/2016/5/14/chartex" xmlns:mc="http://schemas.openxmlformats.org/markup-compatibility/2006" xmlns:aink="http://schemas.microsoft.com/office/drawing/2016/ink" xmlns:am3d="http://schemas.microsoft.com/office/drawing/2017/model3d" xmlns:o="urn:schemas-microsoft-com:office:office" xmlns:oel="http://schemas.microsoft.com/office/2019/extlst" xmlns:r="http://schemas.openxmlformats.org/officeDocument/2006/relationships" xmlns:m="http://schemas.openxmlformats.org/officeDocument/2006/math" xmlns:v="urn:schemas-microsoft-com:vml" xmlns:wp14="http://schemas.microsoft.com/office/word/2010/wordprocessingDrawing" xmlns:wp="http://schemas.openxmlformats.org/drawingml/2006/wordprocessingDrawing" xmlns:w10="urn:schemas-microsoft-com:office:word" xmlns:w="http://schemas.openxmlformats.org/wordprocessingml/2006/main" xmlns:w14="http://schemas.microsoft.com/office/word/2010/wordml" xmlns:w15="http://schemas.microsoft.com/office/word/2012/wordml" xmlns:w16cex="http://schemas.microsoft.com/office/word/2018/wordml/cex" xmlns:w16cid="http://schemas.microsoft.com/office/word/2016/wordml/cid" xmlns:w16="http://schemas.microsoft.com/office/word/2018/wordml" xmlns:w16du="http://schemas.microsoft.com/office/word/2023/wordml/word16du" xmlns:w16sdtdh="http://schemas.microsoft.com/office/word/2020/wordml/sdtdatahash" xmlns:w16sdtfl="http://schemas.microsoft.com/office/word/2024/wordml/sdtformatlock" xmlns:w16se="http://schemas.microsoft.com/office/word/2015/wordml/symex" xmlns:wpg="http://schemas.microsoft.com/office/word/2010/wordprocessingGroup" xmlns:wpi="http://schemas.microsoft.com/office/word/2010/wordprocessingInk" xmlns:wne="http://schemas.microsoft.com/office/word/2006/wordml" xmlns:wps="http://schemas.microsoft.com/office/word/2010/wordprocessingShape" mc:Ignorable="w14 w15 w16se w16cid w16 w16cex w16sdtdh w16sdtfl w16du wp14">
   <w15:person w15:author="MELISSA FERNANDA DUARTE MANZANO [2]">
     <w15:presenceInfo w15:providerId="None" w15:userId="MELISSA FERNANDA DUARTE MANZANO"/>
   </w15:person>
@@ -2667,7 +2586,7 @@
 </file>
 
 <file path=word/styles.xml><?xml version="1.0" encoding="utf-8"?>
-<w:styles xmlns:mc="http://schemas.openxmlformats.org/markup-compatibility/2006" xmlns:r="http://schemas.openxmlformats.org/officeDocument/2006/relationships" xmlns:w="http://schemas.openxmlformats.org/wordprocessingml/2006/main" xmlns:w14="http://schemas.microsoft.com/office/word/2010/wordml" xmlns:w15="http://schemas.microsoft.com/office/word/2012/wordml" xmlns:w16cid="http://schemas.microsoft.com/office/word/2016/wordml/cid" xmlns:w16se="http://schemas.microsoft.com/office/word/2015/wordml/symex" mc:Ignorable="w14 w15 w16se w16cid">
+<w:styles xmlns:mc="http://schemas.openxmlformats.org/markup-compatibility/2006" xmlns:r="http://schemas.openxmlformats.org/officeDocument/2006/relationships" xmlns:w="http://schemas.openxmlformats.org/wordprocessingml/2006/main" xmlns:w14="http://schemas.microsoft.com/office/word/2010/wordml" xmlns:w15="http://schemas.microsoft.com/office/word/2012/wordml" xmlns:w16cex="http://schemas.microsoft.com/office/word/2018/wordml/cex" xmlns:w16cid="http://schemas.microsoft.com/office/word/2016/wordml/cid" xmlns:w16="http://schemas.microsoft.com/office/word/2018/wordml" xmlns:w16du="http://schemas.microsoft.com/office/word/2023/wordml/word16du" xmlns:w16sdtdh="http://schemas.microsoft.com/office/word/2020/wordml/sdtdatahash" xmlns:w16sdtfl="http://schemas.microsoft.com/office/word/2024/wordml/sdtformatlock" xmlns:w16se="http://schemas.microsoft.com/office/word/2015/wordml/symex" mc:Ignorable="w14 w15 w16se w16cid w16 w16cex w16sdtdh w16sdtfl w16du">
   <w:docDefaults>
     <w:rPrDefault>
       <w:rPr>
@@ -2683,7 +2602,7 @@
       </w:pPr>
     </w:pPrDefault>
   </w:docDefaults>
-  <w:latentStyles w:defLockedState="0" w:defUIPriority="99" w:defSemiHidden="0" w:defUnhideWhenUsed="0" w:defQFormat="0" w:count="375">
+  <w:latentStyles w:defLockedState="0" w:defUIPriority="99" w:defSemiHidden="0" w:defUnhideWhenUsed="0" w:defQFormat="0" w:count="376">
     <w:lsdException w:name="Normal" w:uiPriority="0" w:qFormat="1"/>
     <w:lsdException w:name="heading 1" w:uiPriority="9" w:qFormat="1"/>
     <w:lsdException w:name="heading 2" w:semiHidden="1" w:uiPriority="9" w:unhideWhenUsed="1" w:qFormat="1"/>
@@ -3059,6 +2978,7 @@
     <w:lsdException w:name="Smart Hyperlink" w:semiHidden="1" w:unhideWhenUsed="1"/>
     <w:lsdException w:name="Hashtag" w:semiHidden="1" w:unhideWhenUsed="1"/>
     <w:lsdException w:name="Unresolved Mention" w:semiHidden="1" w:unhideWhenUsed="1"/>
+    <w:lsdException w:name="Smart Link" w:semiHidden="1" w:unhideWhenUsed="1"/>
   </w:latentStyles>
   <w:style w:type="paragraph" w:default="1" w:styleId="Normal">
     <w:name w:val="Normal"/>
@@ -3068,7 +2988,6 @@
   <w:style w:type="character" w:default="1" w:styleId="Fuentedeprrafopredeter">
     <w:name w:val="Default Paragraph Font"/>
     <w:uiPriority w:val="1"/>
-    <w:semiHidden/>
     <w:unhideWhenUsed/>
   </w:style>
   <w:style w:type="table" w:default="1" w:styleId="Tablanormal">
